--- a/docx_resources/Вечірня-Утреня/В,У - Мінея/11-Листопад/22-__-Филимона.docx
+++ b/docx_resources/Вечірня-Утреня/В,У - Мінея/11-Листопад/22-__-Филимона.docx
@@ -64,6 +64,7 @@
         <w:rPr>
           <w:rFonts w:ascii="Times New Roman" w:hAnsi="Times New Roman" w:cs="Times New Roman"/>
           <w:b/>
+          <w:sz w:val="24"/>
         </w:rPr>
         <w:t>ВЕЧІРНЯ</w:t>
       </w:r>
@@ -9385,6 +9386,7 @@
           <w:b/>
           <w:i/>
           <w:color w:val="FF0000"/>
+          <w:sz w:val="24"/>
         </w:rPr>
         <w:t>Вечірні молитви</w:t>
       </w:r>
@@ -19125,6 +19127,7 @@
           <w:b/>
           <w:i/>
           <w:color w:val="FF0000"/>
+          <w:sz w:val="24"/>
         </w:rPr>
         <w:lastRenderedPageBreak/>
         <w:t>Стихири</w:t>
@@ -21670,6 +21673,7 @@
           <w:b/>
           <w:i/>
           <w:color w:val="FF0000"/>
+          <w:sz w:val="24"/>
         </w:rPr>
         <w:t>Прокімен</w:t>
       </w:r>
@@ -22099,6 +22103,7 @@
           <w:b/>
           <w:i/>
           <w:color w:val="FF0000"/>
+          <w:sz w:val="24"/>
         </w:rPr>
         <w:t>Сподоби, Господи</w:t>
       </w:r>
@@ -23354,6 +23359,7 @@
           <w:b/>
           <w:i/>
           <w:color w:val="FF0000"/>
+          <w:sz w:val="24"/>
         </w:rPr>
         <w:t>Прохальна єктенія</w:t>
       </w:r>
@@ -26489,6 +26495,7 @@
           <w:b/>
           <w:i/>
           <w:color w:val="FF0000"/>
+          <w:sz w:val="24"/>
         </w:rPr>
         <w:t>Пісня Симеона</w:t>
       </w:r>
@@ -28985,6 +28992,7 @@
           <w:b/>
           <w:i/>
           <w:color w:val="FF0000"/>
+          <w:sz w:val="24"/>
         </w:rPr>
         <w:t>Тропарі</w:t>
       </w:r>
@@ -29118,6 +29126,7 @@
           <w:b/>
           <w:i/>
           <w:color w:val="FF0000"/>
+          <w:sz w:val="24"/>
         </w:rPr>
         <w:t>Єктенія усильного благання</w:t>
       </w:r>
@@ -31630,6 +31639,7 @@
           <w:b/>
           <w:i/>
           <w:color w:val="FF0000"/>
+          <w:sz w:val="24"/>
         </w:rPr>
         <w:t>Після Вечірні</w:t>
       </w:r>
@@ -31698,6 +31708,7 @@
       <w:r>
         <w:rPr>
           <w:rFonts w:ascii="Times New Roman" w:hAnsi="Times New Roman"/>
+          <w:sz w:val="24"/>
         </w:rPr>
         <w:br w:type="page"/>
       </w:r>
@@ -31716,6 +31727,7 @@
         <w:rPr>
           <w:rFonts w:ascii="Times New Roman" w:hAnsi="Times New Roman" w:cs="Times New Roman"/>
           <w:b/>
+          <w:sz w:val="24"/>
         </w:rPr>
         <w:lastRenderedPageBreak/>
         <w:t>УТРЕНЯ</w:t>
@@ -34308,6 +34320,7 @@
           <w:b/>
           <w:i/>
           <w:color w:val="FF0000"/>
+          <w:sz w:val="24"/>
         </w:rPr>
         <w:t>Утренні молитви</w:t>
       </w:r>
@@ -39153,6 +39166,7 @@
           <w:b/>
           <w:i/>
           <w:color w:val="FF0000"/>
+          <w:sz w:val="24"/>
         </w:rPr>
         <w:t>Бог Господь...</w:t>
       </w:r>
@@ -39161,6 +39175,7 @@
           <w:rFonts w:ascii="Times New Roman" w:eastAsia="Times New Roman" w:hAnsi="Times New Roman" w:cs="Times New Roman"/>
           <w:i/>
           <w:color w:val="FF0000"/>
+          <w:sz w:val="24"/>
         </w:rPr>
         <w:t xml:space="preserve"> (</w:t>
       </w:r>
@@ -39169,6 +39184,7 @@
           <w:rFonts w:ascii="Times New Roman" w:eastAsia="Times New Roman" w:hAnsi="Times New Roman" w:cs="Times New Roman"/>
           <w:i/>
           <w:color w:val="FF0000"/>
+          <w:sz w:val="24"/>
         </w:rPr>
         <w:t>Пс. 117), глас 4</w:t>
       </w:r>
@@ -39392,6 +39408,7 @@
           <w:b/>
           <w:i/>
           <w:color w:val="FF0000"/>
+          <w:sz w:val="24"/>
         </w:rPr>
         <w:t>Тропарі</w:t>
       </w:r>
@@ -39641,6 +39658,7 @@
           <w:b/>
           <w:i/>
           <w:color w:val="FF0000"/>
+          <w:sz w:val="24"/>
         </w:rPr>
         <w:t>Мала єктенія</w:t>
       </w:r>
@@ -40966,6 +40984,7 @@
           <w:b/>
           <w:i/>
           <w:color w:val="FF0000"/>
+          <w:sz w:val="24"/>
         </w:rPr>
         <w:t>Перший сідальний</w:t>
       </w:r>
@@ -41090,6 +41109,7 @@
           <w:b/>
           <w:i/>
           <w:color w:val="FF0000"/>
+          <w:sz w:val="24"/>
         </w:rPr>
         <w:t>Мала єктенія</w:t>
       </w:r>
@@ -42399,6 +42419,7 @@
           <w:b/>
           <w:i/>
           <w:color w:val="FF0000"/>
+          <w:sz w:val="24"/>
         </w:rPr>
         <w:t xml:space="preserve">Другий </w:t>
       </w:r>
@@ -42408,6 +42429,7 @@
           <w:b/>
           <w:i/>
           <w:color w:val="FF0000"/>
+          <w:sz w:val="24"/>
         </w:rPr>
         <w:t>сідальний</w:t>
       </w:r>
@@ -42518,6 +42540,7 @@
           <w:b/>
           <w:i/>
           <w:color w:val="FF0000"/>
+          <w:sz w:val="24"/>
         </w:rPr>
         <w:t>Псалом 50</w:t>
       </w:r>
@@ -43613,6 +43636,7 @@
           <w:b/>
           <w:i/>
           <w:color w:val="FF0000"/>
+          <w:sz w:val="24"/>
         </w:rPr>
         <w:t>Мала єктенія</w:t>
       </w:r>
@@ -45721,6 +45745,7 @@
           <w:b/>
           <w:i/>
           <w:color w:val="FF0000"/>
+          <w:sz w:val="24"/>
         </w:rPr>
         <w:t>Мала єктенія</w:t>
       </w:r>
@@ -47708,6 +47733,7 @@
           <w:b/>
           <w:i/>
           <w:color w:val="FF0000"/>
+          <w:sz w:val="24"/>
         </w:rPr>
         <w:t>Пісня Богородиці</w:t>
       </w:r>
@@ -48215,6 +48241,7 @@
           <w:b/>
           <w:i/>
           <w:color w:val="FF0000"/>
+          <w:sz w:val="24"/>
         </w:rPr>
         <w:t>Мала єктенія</w:t>
       </w:r>
@@ -49153,6 +49180,7 @@
           <w:b/>
           <w:i/>
           <w:color w:val="FF0000"/>
+          <w:sz w:val="24"/>
         </w:rPr>
         <w:t>Світильний</w:t>
       </w:r>
@@ -49906,6 +49934,7 @@
           <w:b/>
           <w:i/>
           <w:color w:val="FF0000"/>
+          <w:sz w:val="24"/>
         </w:rPr>
         <w:t>Мале славослов'я</w:t>
       </w:r>
@@ -50516,6 +50545,7 @@
           <w:b/>
           <w:i/>
           <w:color w:val="FF0000"/>
+          <w:sz w:val="24"/>
         </w:rPr>
         <w:t>Прохальна єктенія</w:t>
       </w:r>
@@ -55862,6 +55892,7 @@
           <w:b/>
           <w:i/>
           <w:color w:val="FF0000"/>
+          <w:sz w:val="24"/>
         </w:rPr>
         <w:lastRenderedPageBreak/>
         <w:t>Тропарі</w:t>
@@ -55988,6 +56019,7 @@
           <w:b/>
           <w:i/>
           <w:color w:val="FF0000"/>
+          <w:sz w:val="24"/>
         </w:rPr>
         <w:t>Єктенія усильного благання</w:t>
       </w:r>
